--- a/week-9-math-routines/week-9-routine.docx
+++ b/week-9-math-routines/week-9-routine.docx
@@ -18,7 +18,7 @@
           <w:sz w:val="28"/>
           <w:szCs w:val="22"/>
         </w:rPr>
-        <w:t>Math Routine — Opening Your Learner's Thinking</w:t>
+        <w:t>Math Routine — Opening Student Thinking</w:t>
       </w:r>
     </w:p>
     <w:p>
@@ -92,7 +92,7 @@
           <w:sz w:val="22"/>
           <w:szCs w:val="22"/>
         </w:rPr>
-        <w:t>Your rich task is the During of your nested lesson — the main event, where your learner's understanding becomes visible. Now you design the Before: a short math routine that opens the lesson, warms up the same mathematics, and surfaces your learner's entry thinking on your concept. That warm-up is the first slice of evidence for your research question.</w:t>
+        <w:t>Your rich task is the During of your nested lesson — the main event, where students' understanding becomes visible. Now you design the Before: a short math routine that opens the lesson, warms up the same mathematics, and surfaces students' entry thinking on your concept. That warm-up is the first slice of evidence for your research question.</w:t>
       </w:r>
     </w:p>
     <w:p>
@@ -142,7 +142,7 @@
           <w:sz w:val="22"/>
           <w:szCs w:val="22"/>
         </w:rPr>
-        <w:t>The one danger is over-scaffolding. A routine that hands your learner the strategy, representation, or procedure the task is meant to reveal usurps the task — you can no longer tell what the child brought and what you gave them. A good Before primes the thinking without giving away the During.</w:t>
+        <w:t>The one danger is over-scaffolding. A routine that hands students the strategy, representation, or procedure the task is meant to reveal usurps the task — you can no longer tell what students brought and what you gave them. A good Before primes the thinking without giving away the During.</w:t>
       </w:r>
     </w:p>
     <w:p>
@@ -237,7 +237,7 @@
           <w:sz w:val="22"/>
           <w:szCs w:val="22"/>
         </w:rPr>
-        <w:t xml:space="preserve"> It is designed to reveal how your learner already thinks about this concept, before the task.</w:t>
+        <w:t xml:space="preserve"> It is designed to reveal how students already think about this concept, before the task.</w:t>
       </w:r>
     </w:p>
     <w:p>
@@ -307,7 +307,7 @@
           <w:sz w:val="22"/>
           <w:szCs w:val="22"/>
         </w:rPr>
-        <w:t xml:space="preserve"> Every learner can enter; it runs in a few minutes and invites talk, not a worksheet.</w:t>
+        <w:t xml:space="preserve"> Every student can enter; it runs in a few minutes and invites talk, not a worksheet.</w:t>
       </w:r>
     </w:p>
     <w:p>
@@ -366,7 +366,7 @@
           <w:sz w:val="22"/>
           <w:szCs w:val="22"/>
         </w:rPr>
-        <w:t>The test of a good Before: after the routine, could your learner still show you something genuinely their own on the task — or did the routine already do the task's work? If it gives away the During, it is over-scaffolded. Redesign it.</w:t>
+        <w:t>The test of a good Before: after the routine, could a student still show you something genuinely their own on the task — or did the routine already do the task's work? If it gives away the During, it is over-scaffolded. Redesign it.</w:t>
       </w:r>
     </w:p>
     <w:p>
@@ -697,7 +697,7 @@
           <w:sz w:val="22"/>
           <w:szCs w:val="22"/>
         </w:rPr>
-        <w:t xml:space="preserve"> your two-reads reflection. What your Field Prep Partner(s) surfaced when they ran each routine, then Alkimi's over-scaffold audit (with a screenshot), and how both reads led you to choose and refine one. Human first, then Alkimi.</w:t>
+        <w:t xml:space="preserve"> your two-reads reflection. What your Field Prep Partner(s) surfaced when they ran each routine, then what Alkimi's over-scaffold audit surfaced (in your own words), and how both reads led you to choose and refine one. Human first, then Alkimi.</w:t>
       </w:r>
     </w:p>
     <w:p>
@@ -754,7 +754,7 @@
           <w:sz w:val="22"/>
           <w:szCs w:val="22"/>
         </w:rPr>
-        <w:t>The routine is yours, paired with your task and aimed at your question. You will workshop routines with classmates and can borrow from the routines library, but the Before you submit and defend is built for your learner and your task.</w:t>
+        <w:t>The routine is yours, paired with your task and aimed at your question. You will workshop routines with classmates and can borrow from the routines library, but the Before you submit and defend is built for your concept and your task.</w:t>
       </w:r>
     </w:p>
     <w:p>
@@ -1114,7 +1114,7 @@
                 <w:sz w:val="21"/>
                 <w:szCs w:val="22"/>
               </w:rPr>
-              <w:t>Designed to reveal how your learner already thinks about the concept before the task. Names the entry thinking you expect to see — the first slice of evidence.</w:t>
+              <w:t>Designed to reveal how students already think about the concept before the task. Names the entry thinking you expect to see — the first slice of evidence.</w:t>
             </w:r>
           </w:p>
         </w:tc>
@@ -1239,7 +1239,7 @@
                 <w:sz w:val="21"/>
                 <w:szCs w:val="22"/>
               </w:rPr>
-              <w:t>Well-posed for this learner (5)</w:t>
+              <w:t>Well-posed for students (5)</w:t>
             </w:r>
           </w:p>
         </w:tc>
@@ -1278,7 +1278,7 @@
                 <w:sz w:val="21"/>
                 <w:szCs w:val="22"/>
               </w:rPr>
-              <w:t>Low floor, brief, and invites reasoning (“how do you know?”). A real entry point for your child, not a worksheet.</w:t>
+              <w:t>Low floor, brief, and invites reasoning (“how do you know?”). A real entry point for students, not a worksheet.</w:t>
             </w:r>
           </w:p>
         </w:tc>
@@ -1426,7 +1426,7 @@
           <w:sz w:val="22"/>
           <w:szCs w:val="22"/>
         </w:rPr>
-        <w:t>You are a critical friend helping me check a warm-up routine I designed to come before a math task, for one student. Do not redesign the routine — test the one I give you.</w:t>
+        <w:t>You are a critical friend helping me check a warm-up routine I designed to come before a math task that investigates how students understand a concept. Do not redesign the routine — test the one I give you.</w:t>
       </w:r>
     </w:p>
     <w:p>
@@ -1526,7 +1526,7 @@
           <w:sz w:val="22"/>
           <w:szCs w:val="22"/>
         </w:rPr>
-        <w:t>3. Where might it over-scaffold — do the task's work for the child — and where might it do too little to prime anything?</w:t>
+        <w:t>3. Where might it over-scaffold — do the task's work for students — and where might it do too little to prime anything?</w:t>
       </w:r>
     </w:p>
     <w:p>

--- a/week-9-math-routines/week-9-routine.docx
+++ b/week-9-math-routines/week-9-routine.docx
@@ -421,7 +421,7 @@
           <w:sz w:val="22"/>
           <w:szCs w:val="22"/>
         </w:rPr>
-        <w:t>Tuesday</w:t>
+        <w:t>Studio</w:t>
       </w:r>
     </w:p>
     <w:p>
@@ -486,7 +486,7 @@
           <w:sz w:val="22"/>
           <w:szCs w:val="22"/>
         </w:rPr>
-        <w:t>Thursday</w:t>
+        <w:t>Clinic</w:t>
       </w:r>
     </w:p>
     <w:p>
